--- a/APIS_Data_Dictionary.docx
+++ b/APIS_Data_Dictionary.docx
@@ -4620,9 +4620,15 @@
             <w:shd w:val="clear" w:color="auto" w:fill="F2F2F2"/>
           </w:tcPr>
           <w:p>
-            <w:r>
-              <w:rPr>
-                <w:sz w:val="20"/>
+            <w:pPr>
+              <w:rPr>
+                <w:lang w:val="es-ES"/>
+              </w:rPr>
+            </w:pPr>
+            <w:r>
+              <w:rPr>
+                <w:sz w:val="20"/>
+                <w:lang w:val="es-ES"/>
               </w:rPr>
               <w:t>/api/v1/portfolio/factor-exposure</w:t>
             </w:r>
@@ -13170,6 +13176,195 @@
       </w:tr>
     </w:tbl>
     <w:p/>
+    <w:p>
+      <w:pPr>
+        <w:pStyle w:val="Heading1"/>
+        <w:pageBreakBefore/>
+      </w:pPr>
+      <w:r>
+        <w:rPr>
+          <w:color w:val="1B2A4A"/>
+          <w:sz w:val="36"/>
+        </w:rPr>
+        <w:lastRenderedPageBreak/>
+        <w:t>8. System Operations</w:t>
+      </w:r>
+    </w:p>
+    <w:p>
+      <w:r>
+        <w:t>This section covers how to start and maintain APIS on a day-to-day basis.</w:t>
+      </w:r>
+    </w:p>
+    <w:p/>
+    <w:p>
+      <w:pPr>
+        <w:pStyle w:val="Heading2"/>
+      </w:pPr>
+      <w:r>
+        <w:rPr>
+          <w:color w:val="007B83"/>
+          <w:sz w:val="28"/>
+        </w:rPr>
+        <w:t>8.1 Daily Operation</w:t>
+      </w:r>
+    </w:p>
+    <w:p>
+      <w:r>
+        <w:t>Normally, nothing is required on a daily basis. Once all three services are running, the worker handles its own schedule automatically — ingesting data, generating signals, running paper trades, and producing reports at the times defined in its job schedule.</w:t>
+      </w:r>
+    </w:p>
+    <w:p>
+      <w:r>
+        <w:t xml:space="preserve">The only time action is required is after a </w:t>
+      </w:r>
+      <w:r>
+        <w:rPr>
+          <w:b/>
+        </w:rPr>
+        <w:t>reboot or log-out</w:t>
+      </w:r>
+      <w:r>
+        <w:t>, as described below.</w:t>
+      </w:r>
+    </w:p>
+    <w:p/>
+    <w:p>
+      <w:pPr>
+        <w:pStyle w:val="Heading2"/>
+      </w:pPr>
+      <w:r>
+        <w:rPr>
+          <w:color w:val="007B83"/>
+          <w:sz w:val="28"/>
+        </w:rPr>
+        <w:t>8.2 After a Reboot</w:t>
+      </w:r>
+    </w:p>
+    <w:p>
+      <w:r>
+        <w:t>After rebooting or logging back in, the following applies:</w:t>
+      </w:r>
+    </w:p>
+    <w:p>
+      <w:r>
+        <w:rPr>
+          <w:b/>
+        </w:rPr>
+        <w:t xml:space="preserve">Redis </w:t>
+      </w:r>
+      <w:r>
+        <w:t>— auto-starts on login via a shortcut in the Windows Startup folder. No action needed.</w:t>
+      </w:r>
+    </w:p>
+    <w:p>
+      <w:r>
+        <w:rPr>
+          <w:b/>
+        </w:rPr>
+        <w:t xml:space="preserve">PostgreSQL </w:t>
+      </w:r>
+      <w:r>
+        <w:t>— runs as a Windows service and auto-starts. No action needed.</w:t>
+      </w:r>
+    </w:p>
+    <w:p>
+      <w:r>
+        <w:rPr>
+          <w:b/>
+        </w:rPr>
+        <w:t xml:space="preserve">API and Worker </w:t>
+      </w:r>
+      <w:r>
+        <w:t>— must be started manually. Run each command below in its own terminal window.</w:t>
+      </w:r>
+    </w:p>
+    <w:p/>
+    <w:p>
+      <w:pPr>
+        <w:pStyle w:val="Heading2"/>
+      </w:pPr>
+      <w:r>
+        <w:rPr>
+          <w:color w:val="007B83"/>
+          <w:sz w:val="28"/>
+        </w:rPr>
+        <w:t>8.3 Start Commands</w:t>
+      </w:r>
+    </w:p>
+    <w:p>
+      <w:r>
+        <w:rPr>
+          <w:b/>
+        </w:rPr>
+        <w:t>API Server (Terminal Window 1)</w:t>
+      </w:r>
+    </w:p>
+    <w:p>
+      <w:pPr>
+        <w:ind w:left="720"/>
+      </w:pPr>
+      <w:r>
+        <w:rPr>
+          <w:rFonts w:ascii="Courier New" w:hAnsi="Courier New"/>
+          <w:color w:val="2B2B2B"/>
+          <w:sz w:val="18"/>
+          <w:shd w:val="clear" w:color="auto" w:fill="F2F2F2"/>
+        </w:rPr>
+        <w:t>cd /d C:\Users\aaron\OneDrive\Desktop\AI Projects\Auto Trade Bot\apis</w:t>
+      </w:r>
+    </w:p>
+    <w:p>
+      <w:pPr>
+        <w:ind w:left="720"/>
+      </w:pPr>
+      <w:r>
+        <w:rPr>
+          <w:rFonts w:ascii="Courier New" w:hAnsi="Courier New"/>
+          <w:color w:val="2B2B2B"/>
+          <w:sz w:val="18"/>
+          <w:shd w:val="clear" w:color="auto" w:fill="F2F2F2"/>
+        </w:rPr>
+        <w:t>.venv\Scripts\python.exe -m uvicorn apps.api.main:app --host 0.0.0.0 --port 8000</w:t>
+      </w:r>
+    </w:p>
+    <w:p/>
+    <w:p>
+      <w:r>
+        <w:rPr>
+          <w:b/>
+        </w:rPr>
+        <w:t>Worker (Terminal Window 2)</w:t>
+      </w:r>
+    </w:p>
+    <w:p>
+      <w:pPr>
+        <w:ind w:left="720"/>
+      </w:pPr>
+      <w:r>
+        <w:rPr>
+          <w:rFonts w:ascii="Courier New" w:hAnsi="Courier New"/>
+          <w:color w:val="2B2B2B"/>
+          <w:sz w:val="18"/>
+          <w:shd w:val="clear" w:color="auto" w:fill="F2F2F2"/>
+        </w:rPr>
+        <w:t>cd /d C:\Users\aaron\OneDrive\Desktop\AI Projects\Auto Trade Bot\apis</w:t>
+      </w:r>
+    </w:p>
+    <w:p>
+      <w:pPr>
+        <w:ind w:left="720"/>
+      </w:pPr>
+      <w:r>
+        <w:rPr>
+          <w:rFonts w:ascii="Courier New" w:hAnsi="Courier New"/>
+          <w:color w:val="2B2B2B"/>
+          <w:sz w:val="18"/>
+          <w:shd w:val="clear" w:color="auto" w:fill="F2F2F2"/>
+        </w:rPr>
+        <w:t>.venv\Scripts\python.exe -m apps.worker.main</w:t>
+      </w:r>
+    </w:p>
+    <w:p/>
     <w:sectPr>
       <w:pgSz w:w="12240" w:h="15840"/>
       <w:pgMar w:top="1440" w:right="1440" w:bottom="1440" w:left="1440" w:header="720" w:footer="720" w:gutter="0"/>
@@ -13335,7 +13530,7 @@
   <w:abstractNum w:abstractNumId="8" w15:restartNumberingAfterBreak="0">
     <w:nsid w:val="FFFFFF89"/>
     <w:multiLevelType w:val="singleLevel"/>
-    <w:tmpl w:val="29761A62"/>
+    <w:tmpl w:val="5EE03A8A"/>
     <w:lvl w:ilvl="0">
       <w:start w:val="1"/>
       <w:numFmt w:val="bullet"/>
